--- a/Agile-Scrum_LamNhutHaiDang_De02.docx
+++ b/Agile-Scrum_LamNhutHaiDang_De02.docx
@@ -609,20 +609,8 @@
                 <w:sz w:val="24"/>
                 <w:szCs w:val="24"/>
               </w:rPr>
-              <w:t xml:space="preserve"> </w:t>
-            </w:r>
-            <w:proofErr w:type="spellStart"/>
-            <w:r>
-              <w:rPr>
-                <w:rFonts w:ascii="Times New Roman" w:eastAsia="Times New Roman" w:hAnsi="Times New Roman" w:cs="Times New Roman"/>
-                <w:b/>
-                <w:bCs/>
-                <w:sz w:val="24"/>
-                <w:szCs w:val="24"/>
-              </w:rPr>
-              <w:t>đề</w:t>
-            </w:r>
-            <w:proofErr w:type="spellEnd"/>
+              <w:t xml:space="preserve"> đề</w:t>
+            </w:r>
           </w:p>
         </w:tc>
         <w:tc>
@@ -4061,15 +4049,7 @@
                 <w:sz w:val="24"/>
                 <w:szCs w:val="24"/>
               </w:rPr>
-              <w:t>☐</w:t>
-            </w:r>
-            <w:r>
-              <w:rPr>
-                <w:rFonts w:ascii="Times New Roman" w:eastAsia="Times New Roman" w:hAnsi="Times New Roman" w:cs="Times New Roman"/>
-                <w:sz w:val="24"/>
-                <w:szCs w:val="24"/>
-              </w:rPr>
-              <w:t xml:space="preserve"> (2b) </w:t>
+              <w:t xml:space="preserve">☐ (2b) </w:t>
             </w:r>
             <w:proofErr w:type="spellStart"/>
             <w:r>
@@ -6559,15 +6539,6 @@
                 <w:lang w:val="vi-VN"/>
               </w:rPr>
             </w:pPr>
-            <w:r>
-              <w:rPr>
-                <w:rFonts w:ascii="Times New Roman" w:eastAsia="Times New Roman" w:hAnsi="Times New Roman" w:cs="Times New Roman"/>
-                <w:sz w:val="24"/>
-                <w:szCs w:val="24"/>
-                <w:lang w:val="vi-VN"/>
-              </w:rPr>
-              <w:t>SP đội cam kết: 3 + 8 + 5 + 8 + 8 = 32 SP</w:t>
-            </w:r>
           </w:p>
         </w:tc>
       </w:tr>
@@ -6726,6 +6697,24 @@
                 <w:szCs w:val="24"/>
               </w:rPr>
             </w:pPr>
+            <w:r>
+              <w:rPr>
+                <w:rFonts w:ascii="Times New Roman" w:eastAsia="Times New Roman" w:hAnsi="Times New Roman" w:cs="Times New Roman"/>
+                <w:sz w:val="24"/>
+                <w:szCs w:val="24"/>
+                <w:lang w:val="vi-VN"/>
+              </w:rPr>
+              <w:t xml:space="preserve">B1 + B2 + B3 + B4 + B5 = </w:t>
+            </w:r>
+            <w:r>
+              <w:rPr>
+                <w:rFonts w:ascii="Times New Roman" w:eastAsia="Times New Roman" w:hAnsi="Times New Roman" w:cs="Times New Roman"/>
+                <w:sz w:val="24"/>
+                <w:szCs w:val="24"/>
+                <w:lang w:val="vi-VN"/>
+              </w:rPr>
+              <w:t>3 + 8 + 5 + 8 + 8 = 32 SP</w:t>
+            </w:r>
           </w:p>
         </w:tc>
       </w:tr>
